--- a/MF0490_3 Gestión de servicios en el sistema informático/AMPLIACIONES/SEGURIDAD INFORMATICA/ejercicios unidad 1/instalar laboratior dvwa.docx
+++ b/MF0490_3 Gestión de servicios en el sistema informático/AMPLIACIONES/SEGURIDAD INFORMATICA/ejercicios unidad 1/instalar laboratior dvwa.docx
@@ -682,70 +682,152 @@
         <w:rPr>
           <w:b/>
           <w:bCs/>
-        </w:rPr>
-        <w:t xml:space="preserve"> Paso 5. Editar el archivo de configuración</w:t>
-      </w:r>
-    </w:p>
-    <w:p>
-      <w:r>
+          <w:lang w:val="en-GB"/>
+        </w:rPr>
+        <w:t xml:space="preserve"> Paso 5. </w:t>
+      </w:r>
+      <w:r>
+        <w:rPr>
+          <w:b/>
+          <w:bCs/>
+        </w:rPr>
+        <w:t>Editar el archivo de configuración</w:t>
+      </w:r>
+    </w:p>
+    <w:p>
+      <w:pPr>
+        <w:rPr>
+          <w:b/>
+          <w:bCs/>
+        </w:rPr>
+      </w:pPr>
+      <w:r>
+        <w:rPr>
+          <w:b/>
+          <w:bCs/>
+        </w:rPr>
         <w:t>cd /</w:t>
       </w:r>
       <w:proofErr w:type="spellStart"/>
       <w:r>
+        <w:rPr>
+          <w:b/>
+          <w:bCs/>
+        </w:rPr>
         <w:t>var</w:t>
       </w:r>
       <w:proofErr w:type="spellEnd"/>
       <w:r>
+        <w:rPr>
+          <w:b/>
+          <w:bCs/>
+        </w:rPr>
         <w:t>/www/</w:t>
       </w:r>
       <w:proofErr w:type="spellStart"/>
       <w:r>
+        <w:rPr>
+          <w:b/>
+          <w:bCs/>
+        </w:rPr>
         <w:t>html</w:t>
       </w:r>
       <w:proofErr w:type="spellEnd"/>
       <w:r>
+        <w:rPr>
+          <w:b/>
+          <w:bCs/>
+        </w:rPr>
         <w:t>/DVWA/</w:t>
       </w:r>
       <w:proofErr w:type="spellStart"/>
       <w:r>
+        <w:rPr>
+          <w:b/>
+          <w:bCs/>
+        </w:rPr>
         <w:t>config</w:t>
       </w:r>
       <w:proofErr w:type="spellEnd"/>
     </w:p>
     <w:p>
-      <w:r>
+      <w:pPr>
+        <w:rPr>
+          <w:b/>
+          <w:bCs/>
+        </w:rPr>
+      </w:pPr>
+      <w:r>
+        <w:rPr>
+          <w:b/>
+          <w:bCs/>
+        </w:rPr>
         <w:t xml:space="preserve">sudo </w:t>
       </w:r>
       <w:proofErr w:type="spellStart"/>
       <w:r>
+        <w:rPr>
+          <w:b/>
+          <w:bCs/>
+        </w:rPr>
         <w:t>cp</w:t>
       </w:r>
       <w:proofErr w:type="spellEnd"/>
       <w:r>
+        <w:rPr>
+          <w:b/>
+          <w:bCs/>
+        </w:rPr>
         <w:t xml:space="preserve"> </w:t>
       </w:r>
       <w:proofErr w:type="spellStart"/>
       <w:proofErr w:type="gramStart"/>
       <w:r>
+        <w:rPr>
+          <w:b/>
+          <w:bCs/>
+        </w:rPr>
         <w:t>config.inc.php.dist</w:t>
       </w:r>
       <w:proofErr w:type="spellEnd"/>
       <w:proofErr w:type="gramEnd"/>
       <w:r>
+        <w:rPr>
+          <w:b/>
+          <w:bCs/>
+        </w:rPr>
         <w:t xml:space="preserve"> </w:t>
       </w:r>
       <w:proofErr w:type="spellStart"/>
       <w:r>
+        <w:rPr>
+          <w:b/>
+          <w:bCs/>
+        </w:rPr>
         <w:t>config.inc.php</w:t>
       </w:r>
       <w:proofErr w:type="spellEnd"/>
     </w:p>
     <w:p>
-      <w:r>
+      <w:pPr>
+        <w:rPr>
+          <w:b/>
+          <w:bCs/>
+        </w:rPr>
+      </w:pPr>
+      <w:r>
+        <w:rPr>
+          <w:b/>
+          <w:bCs/>
+        </w:rPr>
         <w:t xml:space="preserve">sudo nano </w:t>
       </w:r>
       <w:proofErr w:type="spellStart"/>
       <w:r>
+        <w:rPr>
+          <w:b/>
+          <w:bCs/>
+        </w:rPr>
         <w:t>config.inc.php</w:t>
       </w:r>
       <w:proofErr w:type="spellEnd"/>
@@ -756,6 +838,9 @@
       </w:r>
     </w:p>
     <w:p>
+      <w:pPr>
+        <w:shd w:val="clear" w:color="auto" w:fill="CAEDFB" w:themeFill="accent4" w:themeFillTint="33"/>
+      </w:pPr>
       <w:r>
         <w:t>$_DVWA['</w:t>
       </w:r>
@@ -777,6 +862,9 @@
       </w:r>
     </w:p>
     <w:p>
+      <w:pPr>
+        <w:shd w:val="clear" w:color="auto" w:fill="CAEDFB" w:themeFill="accent4" w:themeFillTint="33"/>
+      </w:pPr>
       <w:r>
         <w:t>$_DVWA['</w:t>
       </w:r>
@@ -803,6 +891,9 @@
       </w:r>
     </w:p>
     <w:p>
+      <w:pPr>
+        <w:shd w:val="clear" w:color="auto" w:fill="CAEDFB" w:themeFill="accent4" w:themeFillTint="33"/>
+      </w:pPr>
       <w:r>
         <w:t>$_DVWA['</w:t>
       </w:r>
@@ -1266,21 +1357,12 @@
           <w:numId w:val="2"/>
         </w:numPr>
       </w:pPr>
-      <w:proofErr w:type="spellStart"/>
-      <w:r>
-        <w:rPr>
-          <w:b/>
-          <w:bCs/>
-        </w:rPr>
-        <w:t>Login</w:t>
-      </w:r>
-      <w:proofErr w:type="spellEnd"/>
-      <w:r>
-        <w:rPr>
-          <w:b/>
-          <w:bCs/>
-        </w:rPr>
-        <w:t xml:space="preserve"> de fuerza bruta</w:t>
+      <w:r>
+        <w:rPr>
+          <w:b/>
+          <w:bCs/>
+        </w:rPr>
+        <w:t>Login de fuerza bruta</w:t>
       </w:r>
     </w:p>
     <w:p>
@@ -1327,17 +1409,8 @@
           <w:i/>
           <w:iCs/>
         </w:rPr>
-        <w:t xml:space="preserve">Brute </w:t>
-      </w:r>
-      <w:proofErr w:type="spellStart"/>
-      <w:r>
-        <w:rPr>
-          <w:i/>
-          <w:iCs/>
-        </w:rPr>
-        <w:t>Force</w:t>
-      </w:r>
-      <w:proofErr w:type="spellEnd"/>
+        <w:t>Brute Force</w:t>
+      </w:r>
       <w:r>
         <w:t>.</w:t>
       </w:r>
@@ -2157,7 +2230,7 @@
     <w:p>
       <w:r>
         <w:pict w14:anchorId="55A37251">
-          <v:rect id="_x0000_i1049" style="width:0;height:1.5pt" o:hralign="center" o:hrstd="t" o:hr="t" fillcolor="#a0a0a0" stroked="f"/>
+          <v:rect id="_x0000_i1031" style="width:0;height:1.5pt" o:hralign="center" o:hrstd="t" o:hr="t" fillcolor="#a0a0a0" stroked="f"/>
         </w:pict>
       </w:r>
     </w:p>
@@ -2365,65 +2438,142 @@
       </w:r>
     </w:p>
     <w:p>
-      <w:r>
+      <w:pPr>
+        <w:rPr>
+          <w:lang w:val="en-GB"/>
+        </w:rPr>
+      </w:pPr>
+      <w:r>
+        <w:rPr>
+          <w:lang w:val="en-GB"/>
+        </w:rPr>
         <w:t>$_DVWA['</w:t>
       </w:r>
       <w:proofErr w:type="spellStart"/>
       <w:r>
-        <w:t>db_</w:t>
-      </w:r>
+        <w:rPr>
+          <w:lang w:val="en-GB"/>
+        </w:rPr>
+        <w:t>db_server</w:t>
+      </w:r>
+      <w:proofErr w:type="spellEnd"/>
       <w:proofErr w:type="gramStart"/>
       <w:r>
-        <w:t>server</w:t>
-      </w:r>
-      <w:proofErr w:type="spellEnd"/>
+        <w:rPr>
+          <w:lang w:val="en-GB"/>
+        </w:rPr>
+        <w:t xml:space="preserve">']   </w:t>
+      </w:r>
       <w:proofErr w:type="gramEnd"/>
       <w:r>
-        <w:t>']   = '127.0.0.1';</w:t>
-      </w:r>
-    </w:p>
-    <w:p>
-      <w:r>
+        <w:rPr>
+          <w:lang w:val="en-GB"/>
+        </w:rPr>
+        <w:t>= '127.0.0.1</w:t>
+      </w:r>
+      <w:proofErr w:type="gramStart"/>
+      <w:r>
+        <w:rPr>
+          <w:lang w:val="en-GB"/>
+        </w:rPr>
+        <w:t>';</w:t>
+      </w:r>
+      <w:proofErr w:type="gramEnd"/>
+    </w:p>
+    <w:p>
+      <w:pPr>
+        <w:rPr>
+          <w:lang w:val="en-GB"/>
+        </w:rPr>
+      </w:pPr>
+      <w:r>
+        <w:rPr>
+          <w:lang w:val="en-GB"/>
+        </w:rPr>
         <w:lastRenderedPageBreak/>
         <w:t>$_DVWA['</w:t>
       </w:r>
       <w:proofErr w:type="spellStart"/>
       <w:r>
+        <w:rPr>
+          <w:lang w:val="en-GB"/>
+        </w:rPr>
         <w:t>db_database</w:t>
       </w:r>
       <w:proofErr w:type="spellEnd"/>
       <w:r>
+        <w:rPr>
+          <w:lang w:val="en-GB"/>
+        </w:rPr>
         <w:t>'] = '</w:t>
       </w:r>
       <w:proofErr w:type="spellStart"/>
       <w:r>
+        <w:rPr>
+          <w:lang w:val="en-GB"/>
+        </w:rPr>
         <w:t>dvwa</w:t>
       </w:r>
       <w:proofErr w:type="spellEnd"/>
-      <w:r>
+      <w:proofErr w:type="gramStart"/>
+      <w:r>
+        <w:rPr>
+          <w:lang w:val="en-GB"/>
+        </w:rPr>
         <w:t>';</w:t>
       </w:r>
-    </w:p>
-    <w:p>
-      <w:r>
+      <w:proofErr w:type="gramEnd"/>
+    </w:p>
+    <w:p>
+      <w:pPr>
+        <w:rPr>
+          <w:lang w:val="en-GB"/>
+        </w:rPr>
+      </w:pPr>
+      <w:r>
+        <w:rPr>
+          <w:lang w:val="en-GB"/>
+        </w:rPr>
         <w:t>$_DVWA['</w:t>
       </w:r>
       <w:proofErr w:type="spellStart"/>
       <w:r>
+        <w:rPr>
+          <w:lang w:val="en-GB"/>
+        </w:rPr>
         <w:t>db_user</w:t>
       </w:r>
       <w:proofErr w:type="spellEnd"/>
-      <w:r>
-        <w:t>']     = '</w:t>
-      </w:r>
-      <w:proofErr w:type="spellStart"/>
-      <w:r>
+      <w:proofErr w:type="gramStart"/>
+      <w:r>
+        <w:rPr>
+          <w:lang w:val="en-GB"/>
+        </w:rPr>
+        <w:t xml:space="preserve">']   </w:t>
+      </w:r>
+      <w:proofErr w:type="gramEnd"/>
+      <w:r>
+        <w:rPr>
+          <w:lang w:val="en-GB"/>
+        </w:rPr>
+        <w:t xml:space="preserve">  = '</w:t>
+      </w:r>
+      <w:proofErr w:type="spellStart"/>
+      <w:r>
+        <w:rPr>
+          <w:lang w:val="en-GB"/>
+        </w:rPr>
         <w:t>dvwauser</w:t>
       </w:r>
       <w:proofErr w:type="spellEnd"/>
-      <w:r>
+      <w:proofErr w:type="gramStart"/>
+      <w:r>
+        <w:rPr>
+          <w:lang w:val="en-GB"/>
+        </w:rPr>
         <w:t>';</w:t>
       </w:r>
+      <w:proofErr w:type="gramEnd"/>
     </w:p>
     <w:p>
       <w:pPr>
@@ -3033,64 +3183,94 @@
       <w:proofErr w:type="gramEnd"/>
     </w:p>
     <w:p>
-      <w:r>
-        <w:t xml:space="preserve">sudo </w:t>
-      </w:r>
-      <w:proofErr w:type="spellStart"/>
-      <w:r>
-        <w:t>apt</w:t>
-      </w:r>
-      <w:proofErr w:type="spellEnd"/>
-      <w:r>
+      <w:pPr>
+        <w:rPr>
+          <w:lang w:val="en-US"/>
+        </w:rPr>
+      </w:pPr>
+      <w:proofErr w:type="spellStart"/>
+      <w:r>
+        <w:rPr>
+          <w:lang w:val="en-US"/>
+        </w:rPr>
+        <w:t>sudo</w:t>
+      </w:r>
+      <w:proofErr w:type="spellEnd"/>
+      <w:r>
+        <w:rPr>
+          <w:lang w:val="en-US"/>
+        </w:rPr>
+        <w:t xml:space="preserve"> apt install </w:t>
+      </w:r>
+      <w:proofErr w:type="spellStart"/>
+      <w:r>
+        <w:rPr>
+          <w:lang w:val="en-US"/>
+        </w:rPr>
+        <w:t>php-mysqli</w:t>
+      </w:r>
+      <w:proofErr w:type="spellEnd"/>
+      <w:r>
+        <w:rPr>
+          <w:lang w:val="en-US"/>
+        </w:rPr>
         <w:t xml:space="preserve"> </w:t>
       </w:r>
       <w:proofErr w:type="spellStart"/>
       <w:r>
-        <w:t>install</w:t>
-      </w:r>
-      <w:proofErr w:type="spellEnd"/>
-      <w:r>
+        <w:rPr>
+          <w:lang w:val="en-US"/>
+        </w:rPr>
+        <w:t>php-gd</w:t>
+      </w:r>
+      <w:proofErr w:type="spellEnd"/>
+      <w:r>
+        <w:rPr>
+          <w:lang w:val="en-US"/>
+        </w:rPr>
         <w:t xml:space="preserve"> </w:t>
       </w:r>
       <w:proofErr w:type="spellStart"/>
       <w:r>
-        <w:t>php-mysqli</w:t>
-      </w:r>
-      <w:proofErr w:type="spellEnd"/>
-      <w:r>
-        <w:t xml:space="preserve"> </w:t>
-      </w:r>
-      <w:proofErr w:type="spellStart"/>
-      <w:r>
-        <w:t>php-gd</w:t>
-      </w:r>
-      <w:proofErr w:type="spellEnd"/>
-      <w:r>
-        <w:t xml:space="preserve"> </w:t>
-      </w:r>
-      <w:proofErr w:type="spellStart"/>
-      <w:r>
-        <w:t>php-curl</w:t>
-      </w:r>
-      <w:proofErr w:type="spellEnd"/>
-      <w:r>
-        <w:t xml:space="preserve"> </w:t>
-      </w:r>
-      <w:proofErr w:type="spellStart"/>
-      <w:r>
+        <w:rPr>
+          <w:lang w:val="en-US"/>
+        </w:rPr>
         <w:t>php</w:t>
       </w:r>
       <w:proofErr w:type="spellEnd"/>
       <w:r>
+        <w:rPr>
+          <w:lang w:val="en-US"/>
+        </w:rPr>
+        <w:t xml:space="preserve">-curl </w:t>
+      </w:r>
+      <w:proofErr w:type="spellStart"/>
+      <w:r>
+        <w:rPr>
+          <w:lang w:val="en-US"/>
+        </w:rPr>
+        <w:t>php</w:t>
+      </w:r>
+      <w:proofErr w:type="spellEnd"/>
+      <w:r>
+        <w:rPr>
+          <w:lang w:val="en-US"/>
+        </w:rPr>
         <w:t xml:space="preserve">-zip </w:t>
       </w:r>
       <w:proofErr w:type="spellStart"/>
       <w:r>
-        <w:t>php-xml</w:t>
-      </w:r>
-      <w:proofErr w:type="spellEnd"/>
-      <w:r>
-        <w:t xml:space="preserve"> -y</w:t>
+        <w:rPr>
+          <w:lang w:val="en-US"/>
+        </w:rPr>
+        <w:t>php</w:t>
+      </w:r>
+      <w:proofErr w:type="spellEnd"/>
+      <w:r>
+        <w:rPr>
+          <w:lang w:val="en-US"/>
+        </w:rPr>
+        <w:t>-xml -y</w:t>
       </w:r>
     </w:p>
     <w:p>
@@ -4780,6 +4960,7 @@
   <w:style w:type="character" w:default="1" w:styleId="Fuentedeprrafopredeter">
     <w:name w:val="Default Paragraph Font"/>
     <w:uiPriority w:val="1"/>
+    <w:semiHidden/>
     <w:unhideWhenUsed/>
   </w:style>
   <w:style w:type="table" w:default="1" w:styleId="Tablanormal">

--- a/MF0490_3 Gestión de servicios en el sistema informático/AMPLIACIONES/SEGURIDAD INFORMATICA/ejercicios unidad 1/instalar laboratior dvwa.docx
+++ b/MF0490_3 Gestión de servicios en el sistema informático/AMPLIACIONES/SEGURIDAD INFORMATICA/ejercicios unidad 1/instalar laboratior dvwa.docx
@@ -1432,6 +1432,7 @@
           <w:ilvl w:val="0"/>
           <w:numId w:val="2"/>
         </w:numPr>
+        <w:shd w:val="clear" w:color="auto" w:fill="C1F0C7" w:themeFill="accent3" w:themeFillTint="33"/>
       </w:pPr>
       <w:r>
         <w:rPr>
